--- a/lessons/6-1-group1/homework.docx
+++ b/lessons/6-1-group1/homework.docx
@@ -19,24 +19,13 @@
     </w:p>
     <w:p>
       <w:pPr>
-        <w:pStyle w:val="Title"/>
+        <w:pStyle w:val="Heading1"/>
       </w:pPr>
       <w:r>
         <w:rPr>
           <w:rFonts w:ascii="Arial" w:hAnsi="Arial" w:eastAsia="Arial" w:cs="Arial"/>
         </w:rPr>
         <w:t>Dividing by a Unit Fraction</w:t>
-      </w:r>
-    </w:p>
-    <w:p>
-      <w:pPr>
-        <w:pStyle w:val="PublisherEdition"/>
-      </w:pPr>
-      <w:r>
-        <w:rPr>
-          <w:rFonts w:ascii="Arial" w:hAnsi="Arial" w:eastAsia="Arial" w:cs="Arial"/>
-        </w:rPr>
-        <w:t>Version 2  /  Regular</w:t>
       </w:r>
     </w:p>
     <w:p>
@@ -96,7 +85,7 @@
     </w:p>
     <w:p>
       <w:pPr>
-        <w:pStyle w:val="PublisherSection"/>
+        <w:pStyle w:val="Heading2"/>
         <w:shd w:val="clear" w:color="auto" w:fill="EEF4F5"/>
         <w:pBdr>
           <w:left w:val="single" w:color="176B70" w:sz="20" w:space="7"/>
@@ -118,8 +107,6 @@
       <w:tblPr>
         <w:tblW w:type="dxa" w:w="10368"/>
         <w:jc w:val="center"/>
-        <w:tblLayout w:type="fixed"/>
-        <w:tblLook w:firstColumn="1" w:firstRow="1" w:lastColumn="0" w:lastRow="0" w:noHBand="0" w:noVBand="1" w:val="04A0"/>
         <w:tblInd w:type="dxa" w:w="0"/>
         <w:tblBorders>
           <w:top w:val="single" w:color="B9C9CE" w:sz="4" w:space="0"/>
@@ -129,6 +116,10 @@
           <w:insideH w:val="single" w:color="FFFFFF" w:sz="8" w:space="0"/>
           <w:insideV w:val="single" w:color="FFFFFF" w:sz="12" w:space="0"/>
         </w:tblBorders>
+        <w:tblLayout w:type="fixed"/>
+        <w:tblLook w:firstColumn="1" w:firstRow="1" w:lastColumn="0" w:lastRow="0" w:noHBand="0" w:noVBand="1" w:val="04A0"/>
+        <w:tblCaption w:val="Learn from a model"/>
+        <w:tblDescription w:val="Layout table. It only arranges the page; read its cells in order."/>
       </w:tblPr>
       <w:tblGrid>
         <w:gridCol w:w="4464"/>
@@ -429,7 +420,7 @@
     </w:p>
     <w:p>
       <w:pPr>
-        <w:pStyle w:val="PublisherSection"/>
+        <w:pStyle w:val="Heading2"/>
         <w:shd w:val="clear" w:color="auto" w:fill="EEF4F5"/>
         <w:pBdr>
           <w:left w:val="single" w:color="176B70" w:sz="20" w:space="7"/>
@@ -451,8 +442,6 @@
       <w:tblPr>
         <w:tblW w:type="dxa" w:w="10368"/>
         <w:jc w:val="center"/>
-        <w:tblLayout w:type="fixed"/>
-        <w:tblLook w:firstColumn="1" w:firstRow="1" w:lastColumn="0" w:lastRow="0" w:noHBand="0" w:noVBand="1" w:val="04A0"/>
         <w:tblInd w:type="dxa" w:w="0"/>
         <w:tblBorders>
           <w:top w:val="nil"/>
@@ -462,6 +451,10 @@
           <w:insideH w:val="nil"/>
           <w:insideV w:val="nil"/>
         </w:tblBorders>
+        <w:tblLayout w:type="fixed"/>
+        <w:tblLook w:firstColumn="1" w:firstRow="1" w:lastColumn="0" w:lastRow="0" w:noHBand="0" w:noVBand="1" w:val="04A0"/>
+        <w:tblCaption w:val="Exercise 1"/>
+        <w:tblDescription w:val="Layout table. It only arranges the page; read its cells in order."/>
       </w:tblPr>
       <w:tblGrid>
         <w:gridCol w:w="10368"/>
@@ -548,8 +541,6 @@
             <w:tblPr>
               <w:tblW w:type="dxa" w:w="10368"/>
               <w:jc w:val="center"/>
-              <w:tblLayout w:type="fixed"/>
-              <w:tblLook w:firstColumn="1" w:firstRow="1" w:lastColumn="0" w:lastRow="0" w:noHBand="0" w:noVBand="1" w:val="04A0"/>
               <w:tblInd w:type="dxa" w:w="0"/>
               <w:tblBorders>
                 <w:top w:val="single" w:color="B9C9CE" w:sz="4" w:space="0"/>
@@ -557,6 +548,10 @@
                 <w:bottom w:val="single" w:color="B9C9CE" w:sz="4" w:space="0"/>
                 <w:right w:val="single" w:color="B9C9CE" w:sz="4" w:space="0"/>
               </w:tblBorders>
+              <w:tblLayout w:type="fixed"/>
+              <w:tblLook w:firstColumn="1" w:firstRow="1" w:lastColumn="0" w:lastRow="0" w:noHBand="0" w:noVBand="1" w:val="04A0"/>
+              <w:tblCaption w:val="Workspace"/>
+              <w:tblDescription w:val="Layout table that frames the blank workspace for this exercise."/>
             </w:tblPr>
             <w:tblGrid>
               <w:gridCol w:w="10368"/>
@@ -603,7 +598,7 @@
                     <w:drawing>
                       <wp:inline xmlns:a="http://schemas.openxmlformats.org/drawingml/2006/main" xmlns:pic="http://schemas.openxmlformats.org/drawingml/2006/picture">
                         <wp:extent cx="6382512" cy="685800"/>
-                        <wp:docPr id="1" name="Picture 1" descr="PUBLISHER_WORKSPACE: Blank square grid for sketching a geometric figure or net. The grid has no assigned measurements or scale." title="SHOW YOUR THINKING"/>
+                        <wp:docPr id="1" name="Picture 1" descr="Blank square grid for sketching a geometric figure or net. The grid has no assigned measurements or scale." title="SHOW YOUR THINKING"/>
                         <wp:cNvGraphicFramePr>
                           <a:graphicFrameLocks noChangeAspect="1"/>
                         </wp:cNvGraphicFramePr>
@@ -670,8 +665,6 @@
       <w:tblPr>
         <w:tblW w:type="dxa" w:w="10368"/>
         <w:jc w:val="center"/>
-        <w:tblLayout w:type="fixed"/>
-        <w:tblLook w:firstColumn="1" w:firstRow="1" w:lastColumn="0" w:lastRow="0" w:noHBand="0" w:noVBand="1" w:val="04A0"/>
         <w:tblInd w:type="dxa" w:w="0"/>
         <w:tblBorders>
           <w:top w:val="nil"/>
@@ -681,6 +674,10 @@
           <w:insideH w:val="nil"/>
           <w:insideV w:val="nil"/>
         </w:tblBorders>
+        <w:tblLayout w:type="fixed"/>
+        <w:tblLook w:firstColumn="1" w:firstRow="1" w:lastColumn="0" w:lastRow="0" w:noHBand="0" w:noVBand="1" w:val="04A0"/>
+        <w:tblCaption w:val="Exercise 2"/>
+        <w:tblDescription w:val="Layout table. It only arranges the page; read its cells in order."/>
       </w:tblPr>
       <w:tblGrid>
         <w:gridCol w:w="10368"/>
@@ -767,8 +764,6 @@
             <w:tblPr>
               <w:tblW w:type="dxa" w:w="10368"/>
               <w:jc w:val="center"/>
-              <w:tblLayout w:type="fixed"/>
-              <w:tblLook w:firstColumn="1" w:firstRow="1" w:lastColumn="0" w:lastRow="0" w:noHBand="0" w:noVBand="1" w:val="04A0"/>
               <w:tblInd w:type="dxa" w:w="0"/>
               <w:tblBorders>
                 <w:top w:val="single" w:color="B9C9CE" w:sz="4" w:space="0"/>
@@ -776,6 +771,10 @@
                 <w:bottom w:val="single" w:color="B9C9CE" w:sz="4" w:space="0"/>
                 <w:right w:val="single" w:color="B9C9CE" w:sz="4" w:space="0"/>
               </w:tblBorders>
+              <w:tblLayout w:type="fixed"/>
+              <w:tblLook w:firstColumn="1" w:firstRow="1" w:lastColumn="0" w:lastRow="0" w:noHBand="0" w:noVBand="1" w:val="04A0"/>
+              <w:tblCaption w:val="Workspace"/>
+              <w:tblDescription w:val="Layout table that frames the blank workspace for this exercise."/>
             </w:tblPr>
             <w:tblGrid>
               <w:gridCol w:w="10368"/>
@@ -822,7 +821,7 @@
                     <w:drawing>
                       <wp:inline xmlns:a="http://schemas.openxmlformats.org/drawingml/2006/main" xmlns:pic="http://schemas.openxmlformats.org/drawingml/2006/picture">
                         <wp:extent cx="6382512" cy="685800"/>
-                        <wp:docPr id="2" name="Picture 2" descr="PUBLISHER_WORKSPACE: Blank square grid for sketching a geometric figure or net. The grid has no assigned measurements or scale." title="SHOW YOUR THINKING"/>
+                        <wp:docPr id="2" name="Picture 2" descr="Blank square grid for sketching a geometric figure or net. The grid has no assigned measurements or scale." title="SHOW YOUR THINKING"/>
                         <wp:cNvGraphicFramePr>
                           <a:graphicFrameLocks noChangeAspect="1"/>
                         </wp:cNvGraphicFramePr>
@@ -889,8 +888,6 @@
       <w:tblPr>
         <w:tblW w:type="dxa" w:w="10368"/>
         <w:jc w:val="center"/>
-        <w:tblLayout w:type="fixed"/>
-        <w:tblLook w:firstColumn="1" w:firstRow="1" w:lastColumn="0" w:lastRow="0" w:noHBand="0" w:noVBand="1" w:val="04A0"/>
         <w:tblInd w:type="dxa" w:w="0"/>
         <w:tblBorders>
           <w:top w:val="nil"/>
@@ -900,6 +897,10 @@
           <w:insideH w:val="nil"/>
           <w:insideV w:val="nil"/>
         </w:tblBorders>
+        <w:tblLayout w:type="fixed"/>
+        <w:tblLook w:firstColumn="1" w:firstRow="1" w:lastColumn="0" w:lastRow="0" w:noHBand="0" w:noVBand="1" w:val="04A0"/>
+        <w:tblCaption w:val="Exercise 3"/>
+        <w:tblDescription w:val="Layout table. It only arranges the page; read its cells in order."/>
       </w:tblPr>
       <w:tblGrid>
         <w:gridCol w:w="10368"/>
@@ -1051,8 +1052,6 @@
             <w:tblPr>
               <w:tblW w:type="dxa" w:w="10368"/>
               <w:jc w:val="center"/>
-              <w:tblLayout w:type="fixed"/>
-              <w:tblLook w:firstColumn="1" w:firstRow="1" w:lastColumn="0" w:lastRow="0" w:noHBand="0" w:noVBand="1" w:val="04A0"/>
               <w:tblInd w:type="dxa" w:w="0"/>
               <w:tblBorders>
                 <w:top w:val="single" w:color="B9C9CE" w:sz="4" w:space="0"/>
@@ -1060,6 +1059,10 @@
                 <w:bottom w:val="single" w:color="B9C9CE" w:sz="4" w:space="0"/>
                 <w:right w:val="single" w:color="B9C9CE" w:sz="4" w:space="0"/>
               </w:tblBorders>
+              <w:tblLayout w:type="fixed"/>
+              <w:tblLook w:firstColumn="1" w:firstRow="1" w:lastColumn="0" w:lastRow="0" w:noHBand="0" w:noVBand="1" w:val="04A0"/>
+              <w:tblCaption w:val="Workspace"/>
+              <w:tblDescription w:val="Layout table that frames the blank workspace for this exercise."/>
             </w:tblPr>
             <w:tblGrid>
               <w:gridCol w:w="10368"/>
@@ -1106,7 +1109,7 @@
                     <w:drawing>
                       <wp:inline xmlns:a="http://schemas.openxmlformats.org/drawingml/2006/main" xmlns:pic="http://schemas.openxmlformats.org/drawingml/2006/picture">
                         <wp:extent cx="6382512" cy="685800"/>
-                        <wp:docPr id="3" name="Picture 3" descr="PUBLISHER_WORKSPACE: Blank square grid for sketching a geometric figure or net. The grid has no assigned measurements or scale." title="SHOW YOUR THINKING"/>
+                        <wp:docPr id="3" name="Picture 3" descr="Blank square grid for sketching a geometric figure or net. The grid has no assigned measurements or scale." title="SHOW YOUR THINKING"/>
                         <wp:cNvGraphicFramePr>
                           <a:graphicFrameLocks noChangeAspect="1"/>
                         </wp:cNvGraphicFramePr>
@@ -1173,8 +1176,6 @@
       <w:tblPr>
         <w:tblW w:type="dxa" w:w="10368"/>
         <w:jc w:val="center"/>
-        <w:tblLayout w:type="fixed"/>
-        <w:tblLook w:firstColumn="1" w:firstRow="1" w:lastColumn="0" w:lastRow="0" w:noHBand="0" w:noVBand="1" w:val="04A0"/>
         <w:tblInd w:type="dxa" w:w="0"/>
         <w:tblBorders>
           <w:top w:val="nil"/>
@@ -1184,6 +1185,10 @@
           <w:insideH w:val="nil"/>
           <w:insideV w:val="nil"/>
         </w:tblBorders>
+        <w:tblLayout w:type="fixed"/>
+        <w:tblLook w:firstColumn="1" w:firstRow="1" w:lastColumn="0" w:lastRow="0" w:noHBand="0" w:noVBand="1" w:val="04A0"/>
+        <w:tblCaption w:val="Exercise 4"/>
+        <w:tblDescription w:val="Layout table. It only arranges the page; read its cells in order."/>
       </w:tblPr>
       <w:tblGrid>
         <w:gridCol w:w="10368"/>
@@ -1355,8 +1360,6 @@
             <w:tblPr>
               <w:tblW w:type="dxa" w:w="10368"/>
               <w:jc w:val="center"/>
-              <w:tblLayout w:type="fixed"/>
-              <w:tblLook w:firstColumn="1" w:firstRow="1" w:lastColumn="0" w:lastRow="0" w:noHBand="0" w:noVBand="1" w:val="04A0"/>
               <w:tblInd w:type="dxa" w:w="0"/>
               <w:tblBorders>
                 <w:top w:val="single" w:color="B9C9CE" w:sz="4" w:space="0"/>
@@ -1364,6 +1367,10 @@
                 <w:bottom w:val="single" w:color="B9C9CE" w:sz="4" w:space="0"/>
                 <w:right w:val="single" w:color="B9C9CE" w:sz="4" w:space="0"/>
               </w:tblBorders>
+              <w:tblLayout w:type="fixed"/>
+              <w:tblLook w:firstColumn="1" w:firstRow="1" w:lastColumn="0" w:lastRow="0" w:noHBand="0" w:noVBand="1" w:val="04A0"/>
+              <w:tblCaption w:val="Workspace"/>
+              <w:tblDescription w:val="Layout table that frames the blank workspace for this exercise."/>
             </w:tblPr>
             <w:tblGrid>
               <w:gridCol w:w="10368"/>
@@ -1410,7 +1417,7 @@
                     <w:drawing>
                       <wp:inline xmlns:a="http://schemas.openxmlformats.org/drawingml/2006/main" xmlns:pic="http://schemas.openxmlformats.org/drawingml/2006/picture">
                         <wp:extent cx="6382512" cy="1097280"/>
-                        <wp:docPr id="4" name="Picture 4" descr="PUBLISHER_WORKSPACE: Blank square grid for sketching a geometric figure or net. The grid has no assigned measurements or scale." title="SHOW YOUR THINKING"/>
+                        <wp:docPr id="4" name="Picture 4" descr="Blank square grid for sketching a geometric figure or net. The grid has no assigned measurements or scale." title="SHOW YOUR THINKING"/>
                         <wp:cNvGraphicFramePr>
                           <a:graphicFrameLocks noChangeAspect="1"/>
                         </wp:cNvGraphicFramePr>
@@ -1477,8 +1484,6 @@
       <w:tblPr>
         <w:tblW w:type="dxa" w:w="10368"/>
         <w:jc w:val="center"/>
-        <w:tblLayout w:type="fixed"/>
-        <w:tblLook w:firstColumn="1" w:firstRow="1" w:lastColumn="0" w:lastRow="0" w:noHBand="0" w:noVBand="1" w:val="04A0"/>
         <w:tblInd w:type="dxa" w:w="0"/>
         <w:tblBorders>
           <w:top w:val="nil"/>
@@ -1488,6 +1493,10 @@
           <w:insideH w:val="nil"/>
           <w:insideV w:val="nil"/>
         </w:tblBorders>
+        <w:tblLayout w:type="fixed"/>
+        <w:tblLook w:firstColumn="1" w:firstRow="1" w:lastColumn="0" w:lastRow="0" w:noHBand="0" w:noVBand="1" w:val="04A0"/>
+        <w:tblCaption w:val="Exercise 5"/>
+        <w:tblDescription w:val="Layout table. It only arranges the page; read its cells in order."/>
       </w:tblPr>
       <w:tblGrid>
         <w:gridCol w:w="10368"/>
@@ -1574,8 +1583,6 @@
             <w:tblPr>
               <w:tblW w:type="dxa" w:w="10368"/>
               <w:jc w:val="center"/>
-              <w:tblLayout w:type="fixed"/>
-              <w:tblLook w:firstColumn="1" w:firstRow="1" w:lastColumn="0" w:lastRow="0" w:noHBand="0" w:noVBand="1" w:val="04A0"/>
               <w:tblInd w:type="dxa" w:w="0"/>
               <w:tblBorders>
                 <w:top w:val="single" w:color="B9C9CE" w:sz="4" w:space="0"/>
@@ -1583,6 +1590,10 @@
                 <w:bottom w:val="single" w:color="B9C9CE" w:sz="4" w:space="0"/>
                 <w:right w:val="single" w:color="B9C9CE" w:sz="4" w:space="0"/>
               </w:tblBorders>
+              <w:tblLayout w:type="fixed"/>
+              <w:tblLook w:firstColumn="1" w:firstRow="1" w:lastColumn="0" w:lastRow="0" w:noHBand="0" w:noVBand="1" w:val="04A0"/>
+              <w:tblCaption w:val="Workspace"/>
+              <w:tblDescription w:val="Layout table that frames the blank workspace for this exercise."/>
             </w:tblPr>
             <w:tblGrid>
               <w:gridCol w:w="10368"/>
@@ -1629,7 +1640,7 @@
                     <w:drawing>
                       <wp:inline xmlns:a="http://schemas.openxmlformats.org/drawingml/2006/main" xmlns:pic="http://schemas.openxmlformats.org/drawingml/2006/picture">
                         <wp:extent cx="6382512" cy="685800"/>
-                        <wp:docPr id="5" name="Picture 5" descr="PUBLISHER_WORKSPACE: Blank square grid for sketching a geometric figure or net. The grid has no assigned measurements or scale." title="SHOW YOUR THINKING"/>
+                        <wp:docPr id="5" name="Picture 5" descr="Blank square grid for sketching a geometric figure or net. The grid has no assigned measurements or scale." title="SHOW YOUR THINKING"/>
                         <wp:cNvGraphicFramePr>
                           <a:graphicFrameLocks noChangeAspect="1"/>
                         </wp:cNvGraphicFramePr>
@@ -1696,8 +1707,6 @@
       <w:tblPr>
         <w:tblW w:type="dxa" w:w="10368"/>
         <w:jc w:val="center"/>
-        <w:tblLayout w:type="fixed"/>
-        <w:tblLook w:firstColumn="1" w:firstRow="1" w:lastColumn="0" w:lastRow="0" w:noHBand="0" w:noVBand="1" w:val="04A0"/>
         <w:tblInd w:type="dxa" w:w="0"/>
         <w:tblBorders>
           <w:top w:val="nil"/>
@@ -1707,6 +1716,10 @@
           <w:insideH w:val="nil"/>
           <w:insideV w:val="nil"/>
         </w:tblBorders>
+        <w:tblLayout w:type="fixed"/>
+        <w:tblLook w:firstColumn="1" w:firstRow="1" w:lastColumn="0" w:lastRow="0" w:noHBand="0" w:noVBand="1" w:val="04A0"/>
+        <w:tblCaption w:val="Exercise 6"/>
+        <w:tblDescription w:val="Layout table. It only arranges the page; read its cells in order."/>
       </w:tblPr>
       <w:tblGrid>
         <w:gridCol w:w="10368"/>
@@ -1793,8 +1806,6 @@
             <w:tblPr>
               <w:tblW w:type="dxa" w:w="10368"/>
               <w:jc w:val="center"/>
-              <w:tblLayout w:type="fixed"/>
-              <w:tblLook w:firstColumn="1" w:firstRow="1" w:lastColumn="0" w:lastRow="0" w:noHBand="0" w:noVBand="1" w:val="04A0"/>
               <w:tblInd w:type="dxa" w:w="0"/>
               <w:tblBorders>
                 <w:top w:val="single" w:color="B9C9CE" w:sz="4" w:space="0"/>
@@ -1802,6 +1813,10 @@
                 <w:bottom w:val="single" w:color="B9C9CE" w:sz="4" w:space="0"/>
                 <w:right w:val="single" w:color="B9C9CE" w:sz="4" w:space="0"/>
               </w:tblBorders>
+              <w:tblLayout w:type="fixed"/>
+              <w:tblLook w:firstColumn="1" w:firstRow="1" w:lastColumn="0" w:lastRow="0" w:noHBand="0" w:noVBand="1" w:val="04A0"/>
+              <w:tblCaption w:val="Workspace"/>
+              <w:tblDescription w:val="Layout table that frames the blank workspace for this exercise."/>
             </w:tblPr>
             <w:tblGrid>
               <w:gridCol w:w="10368"/>
@@ -1848,7 +1863,7 @@
                     <w:drawing>
                       <wp:inline xmlns:a="http://schemas.openxmlformats.org/drawingml/2006/main" xmlns:pic="http://schemas.openxmlformats.org/drawingml/2006/picture">
                         <wp:extent cx="6382512" cy="685800"/>
-                        <wp:docPr id="6" name="Picture 6" descr="PUBLISHER_WORKSPACE: Blank square grid for sketching a geometric figure or net. The grid has no assigned measurements or scale." title="SHOW YOUR THINKING"/>
+                        <wp:docPr id="6" name="Picture 6" descr="Blank square grid for sketching a geometric figure or net. The grid has no assigned measurements or scale." title="SHOW YOUR THINKING"/>
                         <wp:cNvGraphicFramePr>
                           <a:graphicFrameLocks noChangeAspect="1"/>
                         </wp:cNvGraphicFramePr>
@@ -1915,8 +1930,6 @@
       <w:tblPr>
         <w:tblW w:type="dxa" w:w="10368"/>
         <w:jc w:val="center"/>
-        <w:tblLayout w:type="fixed"/>
-        <w:tblLook w:firstColumn="1" w:firstRow="1" w:lastColumn="0" w:lastRow="0" w:noHBand="0" w:noVBand="1" w:val="04A0"/>
         <w:tblInd w:type="dxa" w:w="0"/>
         <w:tblBorders>
           <w:top w:val="nil"/>
@@ -1926,6 +1939,10 @@
           <w:insideH w:val="nil"/>
           <w:insideV w:val="nil"/>
         </w:tblBorders>
+        <w:tblLayout w:type="fixed"/>
+        <w:tblLook w:firstColumn="1" w:firstRow="1" w:lastColumn="0" w:lastRow="0" w:noHBand="0" w:noVBand="1" w:val="04A0"/>
+        <w:tblCaption w:val="Exercise 7"/>
+        <w:tblDescription w:val="Layout table. It only arranges the page; read its cells in order."/>
       </w:tblPr>
       <w:tblGrid>
         <w:gridCol w:w="10368"/>
@@ -2012,8 +2029,6 @@
             <w:tblPr>
               <w:tblW w:type="dxa" w:w="10368"/>
               <w:jc w:val="center"/>
-              <w:tblLayout w:type="fixed"/>
-              <w:tblLook w:firstColumn="1" w:firstRow="1" w:lastColumn="0" w:lastRow="0" w:noHBand="0" w:noVBand="1" w:val="04A0"/>
               <w:tblInd w:type="dxa" w:w="0"/>
               <w:tblBorders>
                 <w:top w:val="single" w:color="B9C9CE" w:sz="4" w:space="0"/>
@@ -2021,6 +2036,10 @@
                 <w:bottom w:val="single" w:color="B9C9CE" w:sz="4" w:space="0"/>
                 <w:right w:val="single" w:color="B9C9CE" w:sz="4" w:space="0"/>
               </w:tblBorders>
+              <w:tblLayout w:type="fixed"/>
+              <w:tblLook w:firstColumn="1" w:firstRow="1" w:lastColumn="0" w:lastRow="0" w:noHBand="0" w:noVBand="1" w:val="04A0"/>
+              <w:tblCaption w:val="Workspace"/>
+              <w:tblDescription w:val="Layout table that frames the blank workspace for this exercise."/>
             </w:tblPr>
             <w:tblGrid>
               <w:gridCol w:w="10368"/>
@@ -2067,7 +2086,7 @@
                     <w:drawing>
                       <wp:inline xmlns:a="http://schemas.openxmlformats.org/drawingml/2006/main" xmlns:pic="http://schemas.openxmlformats.org/drawingml/2006/picture">
                         <wp:extent cx="6382512" cy="685800"/>
-                        <wp:docPr id="7" name="Picture 7" descr="PUBLISHER_WORKSPACE: Blank square grid for sketching a geometric figure or net. The grid has no assigned measurements or scale." title="SHOW YOUR THINKING"/>
+                        <wp:docPr id="7" name="Picture 7" descr="Blank square grid for sketching a geometric figure or net. The grid has no assigned measurements or scale." title="SHOW YOUR THINKING"/>
                         <wp:cNvGraphicFramePr>
                           <a:graphicFrameLocks noChangeAspect="1"/>
                         </wp:cNvGraphicFramePr>
@@ -2134,8 +2153,6 @@
       <w:tblPr>
         <w:tblW w:type="dxa" w:w="10368"/>
         <w:jc w:val="center"/>
-        <w:tblLayout w:type="fixed"/>
-        <w:tblLook w:firstColumn="1" w:firstRow="1" w:lastColumn="0" w:lastRow="0" w:noHBand="0" w:noVBand="1" w:val="04A0"/>
         <w:tblInd w:type="dxa" w:w="0"/>
         <w:tblBorders>
           <w:top w:val="nil"/>
@@ -2145,6 +2162,10 @@
           <w:insideH w:val="nil"/>
           <w:insideV w:val="nil"/>
         </w:tblBorders>
+        <w:tblLayout w:type="fixed"/>
+        <w:tblLook w:firstColumn="1" w:firstRow="1" w:lastColumn="0" w:lastRow="0" w:noHBand="0" w:noVBand="1" w:val="04A0"/>
+        <w:tblCaption w:val="Exercise 8"/>
+        <w:tblDescription w:val="Layout table. It only arranges the page; read its cells in order."/>
       </w:tblPr>
       <w:tblGrid>
         <w:gridCol w:w="10368"/>
@@ -2231,8 +2252,6 @@
             <w:tblPr>
               <w:tblW w:type="dxa" w:w="10368"/>
               <w:jc w:val="center"/>
-              <w:tblLayout w:type="fixed"/>
-              <w:tblLook w:firstColumn="1" w:firstRow="1" w:lastColumn="0" w:lastRow="0" w:noHBand="0" w:noVBand="1" w:val="04A0"/>
               <w:tblInd w:type="dxa" w:w="0"/>
               <w:tblBorders>
                 <w:top w:val="single" w:color="B9C9CE" w:sz="4" w:space="0"/>
@@ -2240,6 +2259,10 @@
                 <w:bottom w:val="single" w:color="B9C9CE" w:sz="4" w:space="0"/>
                 <w:right w:val="single" w:color="B9C9CE" w:sz="4" w:space="0"/>
               </w:tblBorders>
+              <w:tblLayout w:type="fixed"/>
+              <w:tblLook w:firstColumn="1" w:firstRow="1" w:lastColumn="0" w:lastRow="0" w:noHBand="0" w:noVBand="1" w:val="04A0"/>
+              <w:tblCaption w:val="Workspace"/>
+              <w:tblDescription w:val="Layout table that frames the blank workspace for this exercise."/>
             </w:tblPr>
             <w:tblGrid>
               <w:gridCol w:w="10368"/>
@@ -2286,7 +2309,7 @@
                     <w:drawing>
                       <wp:inline xmlns:a="http://schemas.openxmlformats.org/drawingml/2006/main" xmlns:pic="http://schemas.openxmlformats.org/drawingml/2006/picture">
                         <wp:extent cx="6382512" cy="822960"/>
-                        <wp:docPr id="8" name="Picture 8" descr="PUBLISHER_WORKSPACE: Blank ruled workspace for calculations, mathematical labels, and written reasoning." title="EXPLAIN WITH MATHEMATICAL EVIDENCE"/>
+                        <wp:docPr id="8" name="Picture 8" descr="Blank ruled workspace for calculations, mathematical labels, and written reasoning." title="EXPLAIN WITH MATHEMATICAL EVIDENCE"/>
                         <wp:cNvGraphicFramePr>
                           <a:graphicFrameLocks noChangeAspect="1"/>
                         </wp:cNvGraphicFramePr>
@@ -2353,8 +2376,6 @@
       <w:tblPr>
         <w:tblW w:type="dxa" w:w="10368"/>
         <w:jc w:val="center"/>
-        <w:tblLayout w:type="fixed"/>
-        <w:tblLook w:firstColumn="1" w:firstRow="1" w:lastColumn="0" w:lastRow="0" w:noHBand="0" w:noVBand="1" w:val="04A0"/>
         <w:tblInd w:type="dxa" w:w="0"/>
         <w:tblBorders>
           <w:top w:val="nil"/>
@@ -2364,6 +2385,10 @@
           <w:insideH w:val="nil"/>
           <w:insideV w:val="nil"/>
         </w:tblBorders>
+        <w:tblLayout w:type="fixed"/>
+        <w:tblLook w:firstColumn="1" w:firstRow="1" w:lastColumn="0" w:lastRow="0" w:noHBand="0" w:noVBand="1" w:val="04A0"/>
+        <w:tblCaption w:val="Exercise 9"/>
+        <w:tblDescription w:val="Layout table. It only arranges the page; read its cells in order."/>
       </w:tblPr>
       <w:tblGrid>
         <w:gridCol w:w="10368"/>
@@ -2450,8 +2475,6 @@
             <w:tblPr>
               <w:tblW w:type="dxa" w:w="10368"/>
               <w:jc w:val="center"/>
-              <w:tblLayout w:type="fixed"/>
-              <w:tblLook w:firstColumn="1" w:firstRow="1" w:lastColumn="0" w:lastRow="0" w:noHBand="0" w:noVBand="1" w:val="04A0"/>
               <w:tblInd w:type="dxa" w:w="0"/>
               <w:tblBorders>
                 <w:top w:val="single" w:color="B9C9CE" w:sz="4" w:space="0"/>
@@ -2459,6 +2482,10 @@
                 <w:bottom w:val="single" w:color="B9C9CE" w:sz="4" w:space="0"/>
                 <w:right w:val="single" w:color="B9C9CE" w:sz="4" w:space="0"/>
               </w:tblBorders>
+              <w:tblLayout w:type="fixed"/>
+              <w:tblLook w:firstColumn="1" w:firstRow="1" w:lastColumn="0" w:lastRow="0" w:noHBand="0" w:noVBand="1" w:val="04A0"/>
+              <w:tblCaption w:val="Workspace"/>
+              <w:tblDescription w:val="Layout table that frames the blank workspace for this exercise."/>
             </w:tblPr>
             <w:tblGrid>
               <w:gridCol w:w="10368"/>
@@ -2505,7 +2532,7 @@
                     <w:drawing>
                       <wp:inline xmlns:a="http://schemas.openxmlformats.org/drawingml/2006/main" xmlns:pic="http://schemas.openxmlformats.org/drawingml/2006/picture">
                         <wp:extent cx="6382512" cy="685800"/>
-                        <wp:docPr id="9" name="Picture 9" descr="PUBLISHER_WORKSPACE: Blank square grid for sketching a geometric figure or net. The grid has no assigned measurements or scale." title="SHOW YOUR THINKING"/>
+                        <wp:docPr id="9" name="Picture 9" descr="Blank square grid for sketching a geometric figure or net. The grid has no assigned measurements or scale." title="SHOW YOUR THINKING"/>
                         <wp:cNvGraphicFramePr>
                           <a:graphicFrameLocks noChangeAspect="1"/>
                         </wp:cNvGraphicFramePr>
@@ -2572,8 +2599,6 @@
       <w:tblPr>
         <w:tblW w:type="dxa" w:w="10368"/>
         <w:jc w:val="center"/>
-        <w:tblLayout w:type="fixed"/>
-        <w:tblLook w:firstColumn="1" w:firstRow="1" w:lastColumn="0" w:lastRow="0" w:noHBand="0" w:noVBand="1" w:val="04A0"/>
         <w:tblInd w:type="dxa" w:w="0"/>
         <w:tblBorders>
           <w:top w:val="nil"/>
@@ -2583,6 +2608,10 @@
           <w:insideH w:val="nil"/>
           <w:insideV w:val="nil"/>
         </w:tblBorders>
+        <w:tblLayout w:type="fixed"/>
+        <w:tblLook w:firstColumn="1" w:firstRow="1" w:lastColumn="0" w:lastRow="0" w:noHBand="0" w:noVBand="1" w:val="04A0"/>
+        <w:tblCaption w:val="Exercise 10"/>
+        <w:tblDescription w:val="Layout table. It only arranges the page; read its cells in order."/>
       </w:tblPr>
       <w:tblGrid>
         <w:gridCol w:w="10368"/>
@@ -2669,8 +2698,6 @@
             <w:tblPr>
               <w:tblW w:type="dxa" w:w="10368"/>
               <w:jc w:val="center"/>
-              <w:tblLayout w:type="fixed"/>
-              <w:tblLook w:firstColumn="1" w:firstRow="1" w:lastColumn="0" w:lastRow="0" w:noHBand="0" w:noVBand="1" w:val="04A0"/>
               <w:tblInd w:type="dxa" w:w="0"/>
               <w:tblBorders>
                 <w:top w:val="single" w:color="B9C9CE" w:sz="4" w:space="0"/>
@@ -2678,6 +2705,10 @@
                 <w:bottom w:val="single" w:color="B9C9CE" w:sz="4" w:space="0"/>
                 <w:right w:val="single" w:color="B9C9CE" w:sz="4" w:space="0"/>
               </w:tblBorders>
+              <w:tblLayout w:type="fixed"/>
+              <w:tblLook w:firstColumn="1" w:firstRow="1" w:lastColumn="0" w:lastRow="0" w:noHBand="0" w:noVBand="1" w:val="04A0"/>
+              <w:tblCaption w:val="Workspace"/>
+              <w:tblDescription w:val="Layout table that frames the blank workspace for this exercise."/>
             </w:tblPr>
             <w:tblGrid>
               <w:gridCol w:w="10368"/>
@@ -2724,7 +2755,7 @@
                     <w:drawing>
                       <wp:inline xmlns:a="http://schemas.openxmlformats.org/drawingml/2006/main" xmlns:pic="http://schemas.openxmlformats.org/drawingml/2006/picture">
                         <wp:extent cx="6382512" cy="685800"/>
-                        <wp:docPr id="10" name="Picture 10" descr="PUBLISHER_WORKSPACE: Blank square grid for sketching a geometric figure or net. The grid has no assigned measurements or scale." title="SHOW YOUR THINKING"/>
+                        <wp:docPr id="10" name="Picture 10" descr="Blank square grid for sketching a geometric figure or net. The grid has no assigned measurements or scale." title="SHOW YOUR THINKING"/>
                         <wp:cNvGraphicFramePr>
                           <a:graphicFrameLocks noChangeAspect="1"/>
                         </wp:cNvGraphicFramePr>
@@ -2791,8 +2822,6 @@
       <w:tblPr>
         <w:tblW w:type="dxa" w:w="10368"/>
         <w:jc w:val="center"/>
-        <w:tblLayout w:type="fixed"/>
-        <w:tblLook w:firstColumn="1" w:firstRow="1" w:lastColumn="0" w:lastRow="0" w:noHBand="0" w:noVBand="1" w:val="04A0"/>
         <w:tblInd w:type="dxa" w:w="0"/>
         <w:tblBorders>
           <w:top w:val="nil"/>
@@ -2802,6 +2831,10 @@
           <w:insideH w:val="nil"/>
           <w:insideV w:val="nil"/>
         </w:tblBorders>
+        <w:tblLayout w:type="fixed"/>
+        <w:tblLook w:firstColumn="1" w:firstRow="1" w:lastColumn="0" w:lastRow="0" w:noHBand="0" w:noVBand="1" w:val="04A0"/>
+        <w:tblCaption w:val="Exercise 11"/>
+        <w:tblDescription w:val="Layout table. It only arranges the page; read its cells in order."/>
       </w:tblPr>
       <w:tblGrid>
         <w:gridCol w:w="10368"/>
@@ -2888,8 +2921,6 @@
             <w:tblPr>
               <w:tblW w:type="dxa" w:w="10368"/>
               <w:jc w:val="center"/>
-              <w:tblLayout w:type="fixed"/>
-              <w:tblLook w:firstColumn="1" w:firstRow="1" w:lastColumn="0" w:lastRow="0" w:noHBand="0" w:noVBand="1" w:val="04A0"/>
               <w:tblInd w:type="dxa" w:w="0"/>
               <w:tblBorders>
                 <w:top w:val="single" w:color="B9C9CE" w:sz="4" w:space="0"/>
@@ -2897,6 +2928,10 @@
                 <w:bottom w:val="single" w:color="B9C9CE" w:sz="4" w:space="0"/>
                 <w:right w:val="single" w:color="B9C9CE" w:sz="4" w:space="0"/>
               </w:tblBorders>
+              <w:tblLayout w:type="fixed"/>
+              <w:tblLook w:firstColumn="1" w:firstRow="1" w:lastColumn="0" w:lastRow="0" w:noHBand="0" w:noVBand="1" w:val="04A0"/>
+              <w:tblCaption w:val="Workspace"/>
+              <w:tblDescription w:val="Layout table that frames the blank workspace for this exercise."/>
             </w:tblPr>
             <w:tblGrid>
               <w:gridCol w:w="10368"/>
@@ -2943,7 +2978,7 @@
                     <w:drawing>
                       <wp:inline xmlns:a="http://schemas.openxmlformats.org/drawingml/2006/main" xmlns:pic="http://schemas.openxmlformats.org/drawingml/2006/picture">
                         <wp:extent cx="6382512" cy="685800"/>
-                        <wp:docPr id="11" name="Picture 11" descr="PUBLISHER_WORKSPACE: Blank square grid for sketching a geometric figure or net. The grid has no assigned measurements or scale." title="SHOW YOUR THINKING"/>
+                        <wp:docPr id="11" name="Picture 11" descr="Blank square grid for sketching a geometric figure or net. The grid has no assigned measurements or scale." title="SHOW YOUR THINKING"/>
                         <wp:cNvGraphicFramePr>
                           <a:graphicFrameLocks noChangeAspect="1"/>
                         </wp:cNvGraphicFramePr>
@@ -3010,8 +3045,6 @@
       <w:tblPr>
         <w:tblW w:type="dxa" w:w="10368"/>
         <w:jc w:val="center"/>
-        <w:tblLayout w:type="fixed"/>
-        <w:tblLook w:firstColumn="1" w:firstRow="1" w:lastColumn="0" w:lastRow="0" w:noHBand="0" w:noVBand="1" w:val="04A0"/>
         <w:tblInd w:type="dxa" w:w="0"/>
         <w:tblBorders>
           <w:top w:val="nil"/>
@@ -3021,6 +3054,10 @@
           <w:insideH w:val="nil"/>
           <w:insideV w:val="nil"/>
         </w:tblBorders>
+        <w:tblLayout w:type="fixed"/>
+        <w:tblLook w:firstColumn="1" w:firstRow="1" w:lastColumn="0" w:lastRow="0" w:noHBand="0" w:noVBand="1" w:val="04A0"/>
+        <w:tblCaption w:val="Exercise 12"/>
+        <w:tblDescription w:val="Layout table. It only arranges the page; read its cells in order."/>
       </w:tblPr>
       <w:tblGrid>
         <w:gridCol w:w="10368"/>
@@ -3107,8 +3144,6 @@
             <w:tblPr>
               <w:tblW w:type="dxa" w:w="10368"/>
               <w:jc w:val="center"/>
-              <w:tblLayout w:type="fixed"/>
-              <w:tblLook w:firstColumn="1" w:firstRow="1" w:lastColumn="0" w:lastRow="0" w:noHBand="0" w:noVBand="1" w:val="04A0"/>
               <w:tblInd w:type="dxa" w:w="0"/>
               <w:tblBorders>
                 <w:top w:val="single" w:color="B9C9CE" w:sz="4" w:space="0"/>
@@ -3116,6 +3151,10 @@
                 <w:bottom w:val="single" w:color="B9C9CE" w:sz="4" w:space="0"/>
                 <w:right w:val="single" w:color="B9C9CE" w:sz="4" w:space="0"/>
               </w:tblBorders>
+              <w:tblLayout w:type="fixed"/>
+              <w:tblLook w:firstColumn="1" w:firstRow="1" w:lastColumn="0" w:lastRow="0" w:noHBand="0" w:noVBand="1" w:val="04A0"/>
+              <w:tblCaption w:val="Workspace"/>
+              <w:tblDescription w:val="Layout table that frames the blank workspace for this exercise."/>
             </w:tblPr>
             <w:tblGrid>
               <w:gridCol w:w="10368"/>
@@ -3162,7 +3201,7 @@
                     <w:drawing>
                       <wp:inline xmlns:a="http://schemas.openxmlformats.org/drawingml/2006/main" xmlns:pic="http://schemas.openxmlformats.org/drawingml/2006/picture">
                         <wp:extent cx="6382512" cy="822960"/>
-                        <wp:docPr id="12" name="Picture 12" descr="PUBLISHER_WORKSPACE: Blank ruled workspace for calculations, mathematical labels, and written reasoning." title="EXPLAIN WITH MATHEMATICAL EVIDENCE"/>
+                        <wp:docPr id="12" name="Picture 12" descr="Blank ruled workspace for calculations, mathematical labels, and written reasoning." title="EXPLAIN WITH MATHEMATICAL EVIDENCE"/>
                         <wp:cNvGraphicFramePr>
                           <a:graphicFrameLocks noChangeAspect="1"/>
                         </wp:cNvGraphicFramePr>
@@ -3227,7 +3266,7 @@
     </w:p>
     <w:p>
       <w:pPr>
-        <w:pStyle w:val="PublisherSection"/>
+        <w:pStyle w:val="Heading2"/>
         <w:shd w:val="clear" w:color="auto" w:fill="EEF4F5"/>
         <w:pBdr>
           <w:left w:val="single" w:color="176B70" w:sz="20" w:space="7"/>
@@ -3249,8 +3288,6 @@
       <w:tblPr>
         <w:tblW w:type="dxa" w:w="10368"/>
         <w:jc w:val="center"/>
-        <w:tblLayout w:type="fixed"/>
-        <w:tblLook w:firstColumn="1" w:firstRow="1" w:lastColumn="0" w:lastRow="0" w:noHBand="0" w:noVBand="1" w:val="04A0"/>
         <w:tblInd w:type="dxa" w:w="0"/>
         <w:tblBorders>
           <w:top w:val="nil"/>
@@ -3260,6 +3297,10 @@
           <w:insideH w:val="nil"/>
           <w:insideV w:val="nil"/>
         </w:tblBorders>
+        <w:tblLayout w:type="fixed"/>
+        <w:tblLook w:firstColumn="1" w:firstRow="1" w:lastColumn="0" w:lastRow="0" w:noHBand="0" w:noVBand="1" w:val="04A0"/>
+        <w:tblCaption w:val="Exercise 13"/>
+        <w:tblDescription w:val="Layout table. It only arranges the page; read its cells in order."/>
       </w:tblPr>
       <w:tblGrid>
         <w:gridCol w:w="10368"/>
@@ -3346,8 +3387,6 @@
             <w:tblPr>
               <w:tblW w:type="dxa" w:w="10368"/>
               <w:jc w:val="center"/>
-              <w:tblLayout w:type="fixed"/>
-              <w:tblLook w:firstColumn="1" w:firstRow="1" w:lastColumn="0" w:lastRow="0" w:noHBand="0" w:noVBand="1" w:val="04A0"/>
               <w:tblInd w:type="dxa" w:w="0"/>
               <w:tblBorders>
                 <w:top w:val="single" w:color="B9C9CE" w:sz="4" w:space="0"/>
@@ -3355,6 +3394,10 @@
                 <w:bottom w:val="single" w:color="B9C9CE" w:sz="4" w:space="0"/>
                 <w:right w:val="single" w:color="B9C9CE" w:sz="4" w:space="0"/>
               </w:tblBorders>
+              <w:tblLayout w:type="fixed"/>
+              <w:tblLook w:firstColumn="1" w:firstRow="1" w:lastColumn="0" w:lastRow="0" w:noHBand="0" w:noVBand="1" w:val="04A0"/>
+              <w:tblCaption w:val="Workspace"/>
+              <w:tblDescription w:val="Layout table that frames the blank workspace for this exercise."/>
             </w:tblPr>
             <w:tblGrid>
               <w:gridCol w:w="10368"/>
@@ -3401,7 +3444,7 @@
                     <w:drawing>
                       <wp:inline xmlns:a="http://schemas.openxmlformats.org/drawingml/2006/main" xmlns:pic="http://schemas.openxmlformats.org/drawingml/2006/picture">
                         <wp:extent cx="6382512" cy="548640"/>
-                        <wp:docPr id="13" name="Picture 13" descr="PUBLISHER_WORKSPACE: Blank square grid for sketching a geometric figure or net. The grid has no assigned measurements or scale." title="SHOW YOUR THINKING"/>
+                        <wp:docPr id="13" name="Picture 13" descr="Blank square grid for sketching a geometric figure or net. The grid has no assigned measurements or scale." title="SHOW YOUR THINKING"/>
                         <wp:cNvGraphicFramePr>
                           <a:graphicFrameLocks noChangeAspect="1"/>
                         </wp:cNvGraphicFramePr>
@@ -3468,8 +3511,6 @@
       <w:tblPr>
         <w:tblW w:type="dxa" w:w="10368"/>
         <w:jc w:val="center"/>
-        <w:tblLayout w:type="fixed"/>
-        <w:tblLook w:firstColumn="1" w:firstRow="1" w:lastColumn="0" w:lastRow="0" w:noHBand="0" w:noVBand="1" w:val="04A0"/>
         <w:tblInd w:type="dxa" w:w="0"/>
         <w:tblBorders>
           <w:top w:val="nil"/>
@@ -3479,6 +3520,10 @@
           <w:insideH w:val="nil"/>
           <w:insideV w:val="nil"/>
         </w:tblBorders>
+        <w:tblLayout w:type="fixed"/>
+        <w:tblLook w:firstColumn="1" w:firstRow="1" w:lastColumn="0" w:lastRow="0" w:noHBand="0" w:noVBand="1" w:val="04A0"/>
+        <w:tblCaption w:val="Exercise 14"/>
+        <w:tblDescription w:val="Layout table. It only arranges the page; read its cells in order."/>
       </w:tblPr>
       <w:tblGrid>
         <w:gridCol w:w="10368"/>
@@ -3565,8 +3610,6 @@
             <w:tblPr>
               <w:tblW w:type="dxa" w:w="10368"/>
               <w:jc w:val="center"/>
-              <w:tblLayout w:type="fixed"/>
-              <w:tblLook w:firstColumn="1" w:firstRow="1" w:lastColumn="0" w:lastRow="0" w:noHBand="0" w:noVBand="1" w:val="04A0"/>
               <w:tblInd w:type="dxa" w:w="0"/>
               <w:tblBorders>
                 <w:top w:val="single" w:color="B9C9CE" w:sz="4" w:space="0"/>
@@ -3574,6 +3617,10 @@
                 <w:bottom w:val="single" w:color="B9C9CE" w:sz="4" w:space="0"/>
                 <w:right w:val="single" w:color="B9C9CE" w:sz="4" w:space="0"/>
               </w:tblBorders>
+              <w:tblLayout w:type="fixed"/>
+              <w:tblLook w:firstColumn="1" w:firstRow="1" w:lastColumn="0" w:lastRow="0" w:noHBand="0" w:noVBand="1" w:val="04A0"/>
+              <w:tblCaption w:val="Workspace"/>
+              <w:tblDescription w:val="Layout table that frames the blank workspace for this exercise."/>
             </w:tblPr>
             <w:tblGrid>
               <w:gridCol w:w="10368"/>
@@ -3620,7 +3667,7 @@
                     <w:drawing>
                       <wp:inline xmlns:a="http://schemas.openxmlformats.org/drawingml/2006/main" xmlns:pic="http://schemas.openxmlformats.org/drawingml/2006/picture">
                         <wp:extent cx="6382512" cy="548640"/>
-                        <wp:docPr id="14" name="Picture 14" descr="PUBLISHER_WORKSPACE: Blank square grid for sketching a geometric figure or net. The grid has no assigned measurements or scale." title="SHOW YOUR THINKING"/>
+                        <wp:docPr id="14" name="Picture 14" descr="Blank square grid for sketching a geometric figure or net. The grid has no assigned measurements or scale." title="SHOW YOUR THINKING"/>
                         <wp:cNvGraphicFramePr>
                           <a:graphicFrameLocks noChangeAspect="1"/>
                         </wp:cNvGraphicFramePr>
@@ -3687,8 +3734,6 @@
       <w:tblPr>
         <w:tblW w:type="dxa" w:w="10368"/>
         <w:jc w:val="center"/>
-        <w:tblLayout w:type="fixed"/>
-        <w:tblLook w:firstColumn="1" w:firstRow="1" w:lastColumn="0" w:lastRow="0" w:noHBand="0" w:noVBand="1" w:val="04A0"/>
         <w:tblInd w:type="dxa" w:w="0"/>
         <w:tblBorders>
           <w:top w:val="nil"/>
@@ -3698,6 +3743,10 @@
           <w:insideH w:val="nil"/>
           <w:insideV w:val="nil"/>
         </w:tblBorders>
+        <w:tblLayout w:type="fixed"/>
+        <w:tblLook w:firstColumn="1" w:firstRow="1" w:lastColumn="0" w:lastRow="0" w:noHBand="0" w:noVBand="1" w:val="04A0"/>
+        <w:tblCaption w:val="Exercise 15"/>
+        <w:tblDescription w:val="Layout table. It only arranges the page; read its cells in order."/>
       </w:tblPr>
       <w:tblGrid>
         <w:gridCol w:w="10368"/>
@@ -3784,8 +3833,6 @@
             <w:tblPr>
               <w:tblW w:type="dxa" w:w="10368"/>
               <w:jc w:val="center"/>
-              <w:tblLayout w:type="fixed"/>
-              <w:tblLook w:firstColumn="1" w:firstRow="1" w:lastColumn="0" w:lastRow="0" w:noHBand="0" w:noVBand="1" w:val="04A0"/>
               <w:tblInd w:type="dxa" w:w="0"/>
               <w:tblBorders>
                 <w:top w:val="single" w:color="B9C9CE" w:sz="4" w:space="0"/>
@@ -3793,6 +3840,10 @@
                 <w:bottom w:val="single" w:color="B9C9CE" w:sz="4" w:space="0"/>
                 <w:right w:val="single" w:color="B9C9CE" w:sz="4" w:space="0"/>
               </w:tblBorders>
+              <w:tblLayout w:type="fixed"/>
+              <w:tblLook w:firstColumn="1" w:firstRow="1" w:lastColumn="0" w:lastRow="0" w:noHBand="0" w:noVBand="1" w:val="04A0"/>
+              <w:tblCaption w:val="Workspace"/>
+              <w:tblDescription w:val="Layout table that frames the blank workspace for this exercise."/>
             </w:tblPr>
             <w:tblGrid>
               <w:gridCol w:w="10368"/>
@@ -3839,7 +3890,7 @@
                     <w:drawing>
                       <wp:inline xmlns:a="http://schemas.openxmlformats.org/drawingml/2006/main" xmlns:pic="http://schemas.openxmlformats.org/drawingml/2006/picture">
                         <wp:extent cx="6382512" cy="548640"/>
-                        <wp:docPr id="15" name="Picture 15" descr="PUBLISHER_WORKSPACE: Blank square grid for sketching a geometric figure or net. The grid has no assigned measurements or scale." title="SHOW YOUR THINKING"/>
+                        <wp:docPr id="15" name="Picture 15" descr="Blank square grid for sketching a geometric figure or net. The grid has no assigned measurements or scale." title="SHOW YOUR THINKING"/>
                         <wp:cNvGraphicFramePr>
                           <a:graphicFrameLocks noChangeAspect="1"/>
                         </wp:cNvGraphicFramePr>
@@ -3904,7 +3955,7 @@
     </w:p>
     <w:p>
       <w:pPr>
-        <w:pStyle w:val="PublisherSection"/>
+        <w:pStyle w:val="Heading2"/>
         <w:shd w:val="clear" w:color="auto" w:fill="EEF4F5"/>
         <w:pBdr>
           <w:left w:val="single" w:color="176B70" w:sz="20" w:space="7"/>
@@ -3926,8 +3977,6 @@
       <w:tblPr>
         <w:tblW w:type="dxa" w:w="10368"/>
         <w:jc w:val="center"/>
-        <w:tblLayout w:type="fixed"/>
-        <w:tblLook w:firstColumn="1" w:firstRow="1" w:lastColumn="0" w:lastRow="0" w:noHBand="0" w:noVBand="1" w:val="04A0"/>
         <w:tblInd w:type="dxa" w:w="0"/>
         <w:tblBorders>
           <w:top w:val="nil"/>
@@ -3937,6 +3986,10 @@
           <w:insideH w:val="nil"/>
           <w:insideV w:val="nil"/>
         </w:tblBorders>
+        <w:tblLayout w:type="fixed"/>
+        <w:tblLook w:firstColumn="1" w:firstRow="1" w:lastColumn="0" w:lastRow="0" w:noHBand="0" w:noVBand="1" w:val="04A0"/>
+        <w:tblCaption w:val="Exercise 16"/>
+        <w:tblDescription w:val="Layout table. It only arranges the page; read its cells in order."/>
       </w:tblPr>
       <w:tblGrid>
         <w:gridCol w:w="10368"/>
@@ -4005,8 +4058,6 @@
           <w:tbl>
             <w:tblPr>
               <w:tblW w:type="dxa" w:w="10368"/>
-              <w:tblLayout w:type="fixed"/>
-              <w:tblLook w:firstColumn="1" w:firstRow="1" w:lastColumn="0" w:lastRow="0" w:noHBand="0" w:noVBand="1" w:val="04A0"/>
               <w:jc w:val="center"/>
               <w:tblInd w:type="dxa" w:w="0"/>
               <w:tblBorders>
@@ -4017,6 +4068,10 @@
                 <w:insideH w:val="single" w:color="B9C9CE" w:sz="4" w:space="0"/>
                 <w:insideV w:val="single" w:color="B9C9CE" w:sz="4" w:space="0"/>
               </w:tblBorders>
+              <w:tblLayout w:type="fixed"/>
+              <w:tblLook w:firstColumn="1" w:firstRow="1" w:lastColumn="0" w:lastRow="0" w:noHBand="0" w:noVBand="1" w:val="04A0"/>
+              <w:tblCaption w:val="Layout"/>
+              <w:tblDescription w:val="Layout table. It only arranges the page; read its cells in order."/>
             </w:tblPr>
             <w:tblGrid>
               <w:gridCol w:w="5184"/>
@@ -4185,8 +4240,6 @@
       <w:tblPr>
         <w:tblW w:type="dxa" w:w="10368"/>
         <w:jc w:val="center"/>
-        <w:tblLayout w:type="fixed"/>
-        <w:tblLook w:firstColumn="1" w:firstRow="1" w:lastColumn="0" w:lastRow="0" w:noHBand="0" w:noVBand="1" w:val="04A0"/>
         <w:tblInd w:type="dxa" w:w="0"/>
         <w:tblBorders>
           <w:top w:val="nil"/>
@@ -4196,6 +4249,10 @@
           <w:insideH w:val="nil"/>
           <w:insideV w:val="nil"/>
         </w:tblBorders>
+        <w:tblLayout w:type="fixed"/>
+        <w:tblLook w:firstColumn="1" w:firstRow="1" w:lastColumn="0" w:lastRow="0" w:noHBand="0" w:noVBand="1" w:val="04A0"/>
+        <w:tblCaption w:val="Exercise 17"/>
+        <w:tblDescription w:val="Layout table. It only arranges the page; read its cells in order."/>
       </w:tblPr>
       <w:tblGrid>
         <w:gridCol w:w="10368"/>
@@ -4264,8 +4321,6 @@
           <w:tbl>
             <w:tblPr>
               <w:tblW w:type="dxa" w:w="10368"/>
-              <w:tblLayout w:type="fixed"/>
-              <w:tblLook w:firstColumn="1" w:firstRow="1" w:lastColumn="0" w:lastRow="0" w:noHBand="0" w:noVBand="1" w:val="04A0"/>
               <w:jc w:val="center"/>
               <w:tblInd w:type="dxa" w:w="0"/>
               <w:tblBorders>
@@ -4276,6 +4331,10 @@
                 <w:insideH w:val="single" w:color="B9C9CE" w:sz="4" w:space="0"/>
                 <w:insideV w:val="single" w:color="B9C9CE" w:sz="4" w:space="0"/>
               </w:tblBorders>
+              <w:tblLayout w:type="fixed"/>
+              <w:tblLook w:firstColumn="1" w:firstRow="1" w:lastColumn="0" w:lastRow="0" w:noHBand="0" w:noVBand="1" w:val="04A0"/>
+              <w:tblCaption w:val="Layout"/>
+              <w:tblDescription w:val="Layout table. It only arranges the page; read its cells in order."/>
             </w:tblPr>
             <w:tblGrid>
               <w:gridCol w:w="5184"/>
@@ -4444,8 +4503,6 @@
       <w:tblPr>
         <w:tblW w:type="dxa" w:w="10368"/>
         <w:jc w:val="center"/>
-        <w:tblLayout w:type="fixed"/>
-        <w:tblLook w:firstColumn="1" w:firstRow="1" w:lastColumn="0" w:lastRow="0" w:noHBand="0" w:noVBand="1" w:val="04A0"/>
         <w:tblInd w:type="dxa" w:w="0"/>
         <w:tblBorders>
           <w:top w:val="nil"/>
@@ -4455,6 +4512,10 @@
           <w:insideH w:val="nil"/>
           <w:insideV w:val="nil"/>
         </w:tblBorders>
+        <w:tblLayout w:type="fixed"/>
+        <w:tblLook w:firstColumn="1" w:firstRow="1" w:lastColumn="0" w:lastRow="0" w:noHBand="0" w:noVBand="1" w:val="04A0"/>
+        <w:tblCaption w:val="Exercise 18"/>
+        <w:tblDescription w:val="Layout table. It only arranges the page; read its cells in order."/>
       </w:tblPr>
       <w:tblGrid>
         <w:gridCol w:w="10368"/>
@@ -4523,8 +4584,6 @@
           <w:tbl>
             <w:tblPr>
               <w:tblW w:type="dxa" w:w="10368"/>
-              <w:tblLayout w:type="fixed"/>
-              <w:tblLook w:firstColumn="1" w:firstRow="1" w:lastColumn="0" w:lastRow="0" w:noHBand="0" w:noVBand="1" w:val="04A0"/>
               <w:jc w:val="center"/>
               <w:tblInd w:type="dxa" w:w="0"/>
               <w:tblBorders>
@@ -4535,6 +4594,10 @@
                 <w:insideH w:val="single" w:color="B9C9CE" w:sz="4" w:space="0"/>
                 <w:insideV w:val="single" w:color="B9C9CE" w:sz="4" w:space="0"/>
               </w:tblBorders>
+              <w:tblLayout w:type="fixed"/>
+              <w:tblLook w:firstColumn="1" w:firstRow="1" w:lastColumn="0" w:lastRow="0" w:noHBand="0" w:noVBand="1" w:val="04A0"/>
+              <w:tblCaption w:val="Layout"/>
+              <w:tblDescription w:val="Layout table. It only arranges the page; read its cells in order."/>
             </w:tblPr>
             <w:tblGrid>
               <w:gridCol w:w="5184"/>
@@ -4685,7 +4748,7 @@
           </w:p>
           <w:p>
             <w:pPr>
-              <w:pStyle w:val="PublisherSection"/>
+              <w:pStyle w:val="Heading2"/>
               <w:shd w:val="clear" w:color="auto" w:fill="FAF5E9"/>
               <w:pBdr>
                 <w:left w:val="single" w:color="B57720" w:sz="20" w:space="7"/>
@@ -4707,8 +4770,6 @@
             <w:tblPr>
               <w:tblW w:type="dxa" w:w="10368"/>
               <w:jc w:val="center"/>
-              <w:tblLayout w:type="fixed"/>
-              <w:tblLook w:firstColumn="1" w:firstRow="1" w:lastColumn="0" w:lastRow="0" w:noHBand="0" w:noVBand="1" w:val="04A0"/>
               <w:tblInd w:type="dxa" w:w="0"/>
               <w:tblBorders>
                 <w:top w:val="single" w:color="B9C9CE" w:sz="4" w:space="0"/>
@@ -4718,6 +4779,10 @@
                 <w:insideH w:val="single" w:color="FFFFFF" w:sz="8" w:space="0"/>
                 <w:insideV w:val="single" w:color="FFFFFF" w:sz="12" w:space="0"/>
               </w:tblBorders>
+              <w:tblLayout w:type="fixed"/>
+              <w:tblLook w:firstColumn="1" w:firstRow="1" w:lastColumn="0" w:lastRow="0" w:noHBand="0" w:noVBand="1" w:val="04A0"/>
+              <w:tblCaption w:val="Layout"/>
+              <w:tblDescription w:val="Layout table. It only arranges the page; read its cells in order."/>
             </w:tblPr>
             <w:tblGrid>
               <w:gridCol w:w="6768"/>
@@ -4955,7 +5020,7 @@
         <w:sz w:val="16"/>
         <w:szCs w:val="16"/>
       </w:rPr>
-      <w:t>Lesson 6.1 / Session 1  /  Regular  /  V2</w:t>
+      <w:t>Lesson 6.1 / Session 1</w:t>
     </w:r>
     <w:r>
       <w:rPr>
@@ -5021,7 +5086,7 @@
         <w:szCs w:val="16"/>
       </w:rPr>
       <w:tab/>
-      <w:t>HOMEWORK  /  V2</w:t>
+      <w:t>HOMEWORK</w:t>
     </w:r>
   </w:p>
 </w:hdr>
@@ -5459,19 +5524,20 @@
     <w:rsid w:val="00FC693F"/>
     <w:pPr>
       <w:keepNext/>
-      <w:keepLines/>
       <w:widowControl/>
-      <w:spacing w:before="200" w:after="120" w:line="269" w:lineRule="auto"/>
+      <w:spacing w:after="100" w:line="245" w:lineRule="auto" w:before="0"/>
       <w:ind w:left="0" w:right="0" w:firstLine="0"/>
+      <w:contextualSpacing/>
       <w:outlineLvl w:val="0"/>
     </w:pPr>
     <w:rPr>
       <w:rFonts w:ascii="Arial" w:hAnsi="Arial" w:eastAsia="Arial" w:cs="Arial"/>
       <w:b/>
-      <w:bCs/>
       <w:color w:val="183E56"/>
-      <w:sz w:val="34"/>
-      <w:szCs w:val="34"/>
+      <w:spacing w:val="5"/>
+      <w:kern w:val="28"/>
+      <w:sz w:val="46"/>
+      <w:szCs w:val="46"/>
     </w:rPr>
   </w:style>
   <w:style w:type="paragraph" w:styleId="Heading2">
@@ -5485,19 +5551,17 @@
     <w:rsid w:val="00FC693F"/>
     <w:pPr>
       <w:keepNext/>
-      <w:keepLines/>
       <w:widowControl/>
-      <w:spacing w:before="180" w:after="100" w:line="269" w:lineRule="auto"/>
+      <w:spacing w:before="200" w:after="120" w:line="269" w:lineRule="auto"/>
       <w:ind w:left="0" w:right="0" w:firstLine="0"/>
       <w:outlineLvl w:val="1"/>
     </w:pPr>
     <w:rPr>
       <w:rFonts w:ascii="Arial" w:hAnsi="Arial" w:eastAsia="Arial" w:cs="Arial"/>
       <w:b/>
-      <w:bCs/>
-      <w:color w:val="176B70"/>
-      <w:sz w:val="22"/>
-      <w:szCs w:val="22"/>
+      <w:color w:val="183E56"/>
+      <w:sz w:val="21"/>
+      <w:szCs w:val="21"/>
     </w:rPr>
   </w:style>
   <w:style w:type="paragraph" w:styleId="Heading3">

--- a/lessons/6-1-group1/homework.docx
+++ b/lessons/6-1-group1/homework.docx
@@ -55,7 +55,7 @@
         <w:rPr>
           <w:rFonts w:ascii="Arial" w:hAnsi="Arial" w:eastAsia="Arial" w:cs="Arial"/>
         </w:rPr>
-        <w:t>Maryland Standard 6.NS.A.1   ·   Learning target — I can divide a whole number by a unit fraction and explain what the quotient counts.</w:t>
+        <w:t>Maryland Standard 6.NOS.1   ·   Learning target — I can divide a whole number by a unit fraction and explain what the quotient counts.</w:t>
       </w:r>
     </w:p>
     <w:p>
